--- a/taxonomies/telecom5g-cbom/guides/ATIS 5G CBOM Implementation Guide v0.6.docx
+++ b/taxonomies/telecom5g-cbom/guides/ATIS 5G CBOM Implementation Guide v0.6.docx
@@ -36,7 +36,25 @@
           <w:color w:val="5A5A5A"/>
           <w:sz w:val="22"/>
         </w:rPr>
-        <w:t>Implementation-oriented guidance for applying the ATIS `atis:telecom5g` property taxonomy</w:t>
+        <w:t>Implementation-oriented guidance for applying the ATIS `</w:t>
+      </w:r>
+      <w:proofErr w:type="gramStart"/>
+      <w:r>
+        <w:rPr>
+          <w:i/>
+          <w:color w:val="5A5A5A"/>
+          <w:sz w:val="22"/>
+        </w:rPr>
+        <w:t>atis:telecom</w:t>
+      </w:r>
+      <w:proofErr w:type="gramEnd"/>
+      <w:r>
+        <w:rPr>
+          <w:i/>
+          <w:color w:val="5A5A5A"/>
+          <w:sz w:val="22"/>
+        </w:rPr>
+        <w:t>5g` property taxonomy</w:t>
       </w:r>
       <w:r>
         <w:rPr>
@@ -45,7 +63,25 @@
           <w:sz w:val="22"/>
         </w:rPr>
         <w:br/>
-        <w:t>with CycloneDX CBOMs for 3GPP 5G security architecture</w:t>
+        <w:t xml:space="preserve">with </w:t>
+      </w:r>
+      <w:proofErr w:type="spellStart"/>
+      <w:r>
+        <w:rPr>
+          <w:i/>
+          <w:color w:val="5A5A5A"/>
+          <w:sz w:val="22"/>
+        </w:rPr>
+        <w:t>CycloneDX</w:t>
+      </w:r>
+      <w:proofErr w:type="spellEnd"/>
+      <w:r>
+        <w:rPr>
+          <w:i/>
+          <w:color w:val="5A5A5A"/>
+          <w:sz w:val="22"/>
+        </w:rPr>
+        <w:t xml:space="preserve"> CBOMs for 3GPP 5G security architecture</w:t>
       </w:r>
     </w:p>
     <w:p/>
@@ -141,7 +177,15 @@
         <w:spacing w:after="120" w:line="269" w:lineRule="auto"/>
       </w:pPr>
       <w:r>
-        <w:t>The ATIS Telecom 5G CBOM Property Taxonomy provides a 5G-specific property layer for describing 3GPP 5G architecture, network functions, interfaces, cryptographic posture, trust boundaries, and related standards traceability within a CycloneDX CBOM. This guide explains how to apply that taxonomy to real implementation work. It is intended for teams that need to produce, validate, exchange, and consume 5G CBOMs in a consistent way across vendor and operator environments.</w:t>
+        <w:t xml:space="preserve">The ATIS Telecom 5G CBOM Property Taxonomy provides a 5G-specific property layer for describing 3GPP 5G architecture, network functions, interfaces, cryptographic posture, trust boundaries, and related standards traceability within a </w:t>
+      </w:r>
+      <w:proofErr w:type="spellStart"/>
+      <w:r>
+        <w:t>CycloneDX</w:t>
+      </w:r>
+      <w:proofErr w:type="spellEnd"/>
+      <w:r>
+        <w:t xml:space="preserve"> CBOM. This guide explains how to apply that taxonomy to real implementation work. It is intended for teams that need to produce, validate, exchange, and consume 5G CBOMs in a consistent way across vendor and operator environments.</w:t>
       </w:r>
     </w:p>
     <w:p>
@@ -149,7 +193,15 @@
         <w:spacing w:after="120" w:line="269" w:lineRule="auto"/>
       </w:pPr>
       <w:r>
-        <w:t>The guide is intentionally implementation-focused. The authoritative current definition of the taxonomy remains the ATIS GitHub publication. Implementers should use the GitHub version for the current release, current property set, and current examples. This document adds process guidance: how to define CBOM scope, how to represent a 5G architecture boundary, how to distinguish vendor capability from deployed effective posture, how to organize validation, and how to use the resulting CBOM for security and migration activities.</w:t>
+        <w:t xml:space="preserve">The guide is intentionally </w:t>
+      </w:r>
+      <w:proofErr w:type="gramStart"/>
+      <w:r>
+        <w:t>implementation-focused</w:t>
+      </w:r>
+      <w:proofErr w:type="gramEnd"/>
+      <w:r>
+        <w:t>. The authoritative current definition of the taxonomy remains the ATIS GitHub publication. Implementers should use the GitHub version for the current release, current property set, and current examples. This document adds process guidance: how to define CBOM scope, how to represent a 5G architecture boundary, how to distinguish vendor capability from deployed effective posture, how to organize validation, and how to use the resulting CBOM for security and migration activities.</w:t>
       </w:r>
     </w:p>
     <w:p>
@@ -157,7 +209,15 @@
         <w:spacing w:after="120" w:line="269" w:lineRule="auto"/>
       </w:pPr>
       <w:r>
-        <w:t>The document draws on three foundations. First, the ATIS taxonomy provides the 5G profile structure and the 5G-specific namespaces and recommended modeling patterns. Second, the CycloneDX CBOM guide provides the general CBOM model for cryptographic assets, dependencies, and automation. Third, the IBM one-sheet highlights the operational value of CBOMs for cryptographic inventory, weak-crypto discovery, policy assessment, and quantum-readiness planning.</w:t>
+        <w:t xml:space="preserve">The document draws on three foundations. First, the ATIS taxonomy provides the 5G profile structure and the 5G-specific namespaces and recommended modeling patterns. Second, the </w:t>
+      </w:r>
+      <w:proofErr w:type="spellStart"/>
+      <w:r>
+        <w:t>CycloneDX</w:t>
+      </w:r>
+      <w:proofErr w:type="spellEnd"/>
+      <w:r>
+        <w:t xml:space="preserve"> CBOM guide provides the general CBOM model for cryptographic assets, dependencies, and automation. Third, the IBM one-sheet highlights the operational value of CBOMs for cryptographic inventory, weak-crypto discovery, policy assessment, and quantum-readiness planning.</w:t>
       </w:r>
     </w:p>
     <w:p>
@@ -292,7 +352,21 @@
               <w:rPr>
                 <w:sz w:val="19"/>
               </w:rPr>
-              <w:t>Live authoritative source for the current `atis:telecom5g` release, property names, usage locations, and examples.</w:t>
+              <w:t>Live authoritative source for the current `</w:t>
+            </w:r>
+            <w:proofErr w:type="gramStart"/>
+            <w:r>
+              <w:rPr>
+                <w:sz w:val="19"/>
+              </w:rPr>
+              <w:t>atis:telecom</w:t>
+            </w:r>
+            <w:proofErr w:type="gramEnd"/>
+            <w:r>
+              <w:rPr>
+                <w:sz w:val="19"/>
+              </w:rPr>
+              <w:t>5g` release, property names, usage locations, and examples.</w:t>
             </w:r>
           </w:p>
         </w:tc>
@@ -321,11 +395,19 @@
             <w:vAlign w:val="center"/>
           </w:tcPr>
           <w:p>
+            <w:proofErr w:type="spellStart"/>
             <w:r>
               <w:rPr>
                 <w:sz w:val="19"/>
               </w:rPr>
-              <w:t>CycloneDX v1.7</w:t>
+              <w:t>CycloneDX</w:t>
+            </w:r>
+            <w:proofErr w:type="spellEnd"/>
+            <w:r>
+              <w:rPr>
+                <w:sz w:val="19"/>
+              </w:rPr>
+              <w:t xml:space="preserve"> v1.7</w:t>
             </w:r>
           </w:p>
         </w:tc>
@@ -419,7 +501,21 @@
               <w:rPr>
                 <w:sz w:val="19"/>
               </w:rPr>
-              <w:t>OWASP CycloneDX Authoritative Guide to CBOM</w:t>
+              <w:t xml:space="preserve">OWASP </w:t>
+            </w:r>
+            <w:proofErr w:type="spellStart"/>
+            <w:r>
+              <w:rPr>
+                <w:sz w:val="19"/>
+              </w:rPr>
+              <w:t>CycloneDX</w:t>
+            </w:r>
+            <w:proofErr w:type="spellEnd"/>
+            <w:r>
+              <w:rPr>
+                <w:sz w:val="19"/>
+              </w:rPr>
+              <w:t xml:space="preserve"> Authoritative Guide to CBOM</w:t>
             </w:r>
           </w:p>
         </w:tc>
@@ -468,7 +564,15 @@
           </w:tcPr>
           <w:p>
             <w:r>
-              <w:t>Machine-readable validation package hosted alongside the taxonomy to support CycloneDX 1.7 schema validation and ATIS telecom5g property conformance checks.</w:t>
+              <w:t xml:space="preserve">Machine-readable validation package hosted alongside the taxonomy to support </w:t>
+            </w:r>
+            <w:proofErr w:type="spellStart"/>
+            <w:r>
+              <w:t>CycloneDX</w:t>
+            </w:r>
+            <w:proofErr w:type="spellEnd"/>
+            <w:r>
+              <w:t xml:space="preserve"> 1.7 schema validation and ATIS telecom5g property conformance checks.</w:t>
             </w:r>
           </w:p>
         </w:tc>
@@ -499,7 +603,23 @@
       </w:r>
       <w:r>
         <w:lastRenderedPageBreak/>
-        <w:t>way. The guide is not a restatement of the full taxonomy and it is not a replacement for CycloneDX or 3GPP source specifications.</w:t>
+        <w:t xml:space="preserve">way. The guide is not a restatement of the full </w:t>
+      </w:r>
+      <w:proofErr w:type="gramStart"/>
+      <w:r>
+        <w:t>taxonomy</w:t>
+      </w:r>
+      <w:proofErr w:type="gramEnd"/>
+      <w:r>
+        <w:t xml:space="preserve"> and it is not a replacement for </w:t>
+      </w:r>
+      <w:proofErr w:type="spellStart"/>
+      <w:r>
+        <w:t>CycloneDX</w:t>
+      </w:r>
+      <w:proofErr w:type="spellEnd"/>
+      <w:r>
+        <w:t xml:space="preserve"> or 3GPP source specifications.</w:t>
       </w:r>
     </w:p>
     <w:p>
@@ -613,7 +733,15 @@
         <w:ind w:left="720"/>
       </w:pPr>
       <w:r>
-        <w:t>Use of CycloneDX components, properties, and dependencies to carry the 5G CBOM information.</w:t>
+        <w:t xml:space="preserve">Use of </w:t>
+      </w:r>
+      <w:proofErr w:type="spellStart"/>
+      <w:r>
+        <w:t>CycloneDX</w:t>
+      </w:r>
+      <w:proofErr w:type="spellEnd"/>
+      <w:r>
+        <w:t xml:space="preserve"> components, properties, and dependencies to carry the 5G CBOM information.</w:t>
       </w:r>
     </w:p>
     <w:p>
@@ -677,7 +805,15 @@
         <w:ind w:left="720"/>
       </w:pPr>
       <w:r>
-        <w:t>Defining a new validator specification or a new schema independent of CycloneDX.</w:t>
+        <w:t xml:space="preserve">Defining a new validator specification or a new schema independent of </w:t>
+      </w:r>
+      <w:proofErr w:type="spellStart"/>
+      <w:r>
+        <w:t>CycloneDX</w:t>
+      </w:r>
+      <w:proofErr w:type="spellEnd"/>
+      <w:r>
+        <w:t>.</w:t>
       </w:r>
     </w:p>
     <w:p>
@@ -928,7 +1064,15 @@
           </w:tcPr>
           <w:p>
             <w:r>
-              <w:t>Source of truth for atis:telecom5g properties.</w:t>
+              <w:t xml:space="preserve">Source of truth for </w:t>
+            </w:r>
+            <w:proofErr w:type="gramStart"/>
+            <w:r>
+              <w:t>atis:telecom</w:t>
+            </w:r>
+            <w:proofErr w:type="gramEnd"/>
+            <w:r>
+              <w:t>5g properties.</w:t>
             </w:r>
           </w:p>
         </w:tc>
@@ -960,7 +1104,15 @@
           </w:tcPr>
           <w:p>
             <w:r>
-              <w:t>Profile guidance for using CycloneDX 1.7 with the ATIS telecom5g taxonomy.</w:t>
+              <w:t xml:space="preserve">Profile guidance for using </w:t>
+            </w:r>
+            <w:proofErr w:type="spellStart"/>
+            <w:r>
+              <w:t>CycloneDX</w:t>
+            </w:r>
+            <w:proofErr w:type="spellEnd"/>
+            <w:r>
+              <w:t xml:space="preserve"> 1.7 with the ATIS telecom5g taxonomy.</w:t>
             </w:r>
           </w:p>
         </w:tc>
@@ -992,7 +1144,15 @@
           </w:tcPr>
           <w:p>
             <w:r>
-              <w:t>atis-telecom5g-taxonomy-0.6.json (root)</w:t>
+              <w:t>atis-telecom5g-taxonomy-0.</w:t>
+            </w:r>
+            <w:proofErr w:type="gramStart"/>
+            <w:r>
+              <w:t>6.json</w:t>
+            </w:r>
+            <w:proofErr w:type="gramEnd"/>
+            <w:r>
+              <w:t xml:space="preserve"> (root)</w:t>
             </w:r>
           </w:p>
         </w:tc>
@@ -1044,7 +1204,23 @@
           </w:tcPr>
           <w:p>
             <w:r>
-              <w:t>Validates CycloneDX 1.7 schema plus atis:telecom5g property name/value conformance.</w:t>
+              <w:t xml:space="preserve">Validates </w:t>
+            </w:r>
+            <w:proofErr w:type="spellStart"/>
+            <w:r>
+              <w:t>CycloneDX</w:t>
+            </w:r>
+            <w:proofErr w:type="spellEnd"/>
+            <w:r>
+              <w:t xml:space="preserve"> 1.7 schema plus </w:t>
+            </w:r>
+            <w:proofErr w:type="gramStart"/>
+            <w:r>
+              <w:t>atis:telecom</w:t>
+            </w:r>
+            <w:proofErr w:type="gramEnd"/>
+            <w:r>
+              <w:t>5g property name/value conformance.</w:t>
             </w:r>
           </w:p>
         </w:tc>
@@ -1096,7 +1272,15 @@
           </w:tcPr>
           <w:p>
             <w:r>
-              <w:t>Examples show how to run CycloneDX schema validation and ATIS overlay validation.</w:t>
+              <w:t xml:space="preserve">Examples show how to run </w:t>
+            </w:r>
+            <w:proofErr w:type="spellStart"/>
+            <w:r>
+              <w:t>CycloneDX</w:t>
+            </w:r>
+            <w:proofErr w:type="spellEnd"/>
+            <w:r>
+              <w:t xml:space="preserve"> schema validation and ATIS overlay validation.</w:t>
             </w:r>
           </w:p>
         </w:tc>
@@ -1191,15 +1375,28 @@
         <w:pStyle w:val="Heading1"/>
       </w:pPr>
       <w:r>
-        <w:t>4. 5G CBOM Fundamentals in CycloneDX</w:t>
-      </w:r>
+        <w:t xml:space="preserve">4. 5G CBOM Fundamentals in </w:t>
+      </w:r>
+      <w:proofErr w:type="spellStart"/>
+      <w:r>
+        <w:t>CycloneDX</w:t>
+      </w:r>
+      <w:proofErr w:type="spellEnd"/>
     </w:p>
     <w:p>
       <w:pPr>
         <w:spacing w:after="120" w:line="269" w:lineRule="auto"/>
       </w:pPr>
       <w:r>
-        <w:t>A CBOM is an object model for describing cryptographic assets and their dependencies. In CycloneDX, CBOM support is native and may be embedded in a broader BOM or externalized as a separate CBOM. The practical value of this model is that cryptographic assets can be represented in the same machine-</w:t>
+        <w:t xml:space="preserve">A CBOM is an object model for describing cryptographic assets and their dependencies. In </w:t>
+      </w:r>
+      <w:proofErr w:type="spellStart"/>
+      <w:r>
+        <w:t>CycloneDX</w:t>
+      </w:r>
+      <w:proofErr w:type="spellEnd"/>
+      <w:r>
+        <w:t>, CBOM support is native and may be embedded in a broader BOM or externalized as a separate CBOM. The practical value of this model is that cryptographic assets can be represented in the same machine-</w:t>
       </w:r>
       <w:r>
         <w:lastRenderedPageBreak/>
@@ -1218,8 +1415,21 @@
       <w:pPr>
         <w:spacing w:after="120" w:line="269" w:lineRule="auto"/>
       </w:pPr>
-      <w:r>
-        <w:t>CycloneDX dependencies are especially important. A 5G CBOM can describe not only that an asset exists, but also which component provides it and which function or interface uses it. That distinction is central to telecom analysis. For example, a protocol implementation may be present in a library or platform component even when it is not the effective protocol in use on a given interface.</w:t>
+      <w:proofErr w:type="spellStart"/>
+      <w:r>
+        <w:t>CycloneDX</w:t>
+      </w:r>
+      <w:proofErr w:type="spellEnd"/>
+      <w:r>
+        <w:t xml:space="preserve"> dependencies are especially important. A 5G CBOM can describe not only that an asset exists, but also which component provides </w:t>
+      </w:r>
+      <w:proofErr w:type="gramStart"/>
+      <w:r>
+        <w:t>it</w:t>
+      </w:r>
+      <w:proofErr w:type="gramEnd"/>
+      <w:r>
+        <w:t xml:space="preserve"> and which function or interface uses it. That distinction is central to telecom analysis. For example, a protocol implementation may be present in a library or platform component even when it is not the effective protocol in use on a given interface.</w:t>
       </w:r>
     </w:p>
     <w:p>
@@ -1227,7 +1437,23 @@
         <w:spacing w:after="120" w:line="269" w:lineRule="auto"/>
       </w:pPr>
       <w:r>
-        <w:t>This guide assumes that implementers use the CycloneDX base model as the carrier and the ATIS taxonomy as the 5G-specific extension layer. The result is not a separate syntax. It is a profile-driven use of existing CycloneDX capabilities.</w:t>
+        <w:t xml:space="preserve">This guide assumes that implementers use the </w:t>
+      </w:r>
+      <w:proofErr w:type="spellStart"/>
+      <w:r>
+        <w:t>CycloneDX</w:t>
+      </w:r>
+      <w:proofErr w:type="spellEnd"/>
+      <w:r>
+        <w:t xml:space="preserve"> base model as the carrier and the ATIS taxonomy as the 5G-specific extension layer. The result is not a separate syntax. It is a profile-driven use of existing </w:t>
+      </w:r>
+      <w:proofErr w:type="spellStart"/>
+      <w:r>
+        <w:t>CycloneDX</w:t>
+      </w:r>
+      <w:proofErr w:type="spellEnd"/>
+      <w:r>
+        <w:t xml:space="preserve"> capabilities.</w:t>
       </w:r>
     </w:p>
     <w:p>
@@ -1421,11 +1647,19 @@
             <w:vAlign w:val="center"/>
           </w:tcPr>
           <w:p>
+            <w:proofErr w:type="spellStart"/>
             <w:r>
               <w:rPr>
                 <w:sz w:val="19"/>
               </w:rPr>
-              <w:t>CycloneDX components representing NFs and related elements.</w:t>
+              <w:t>CycloneDX</w:t>
+            </w:r>
+            <w:proofErr w:type="spellEnd"/>
+            <w:r>
+              <w:rPr>
+                <w:sz w:val="19"/>
+              </w:rPr>
+              <w:t xml:space="preserve"> components representing NFs and related elements.</w:t>
             </w:r>
           </w:p>
         </w:tc>
@@ -1666,7 +1900,15 @@
         <w:spacing w:after="120" w:line="269" w:lineRule="auto"/>
       </w:pPr>
       <w:r>
-        <w:t>Each 5G network function in scope should be represented as a CycloneDX component. The component identity should be clear and stable enough to support later dependency and interface references. Where the canonical network function name is not obvious from the component name, the NF-specific taxonomy fields should be used to preserve canonical naming and architecture role context.</w:t>
+        <w:t xml:space="preserve">Each 5G network function in scope should be represented as a </w:t>
+      </w:r>
+      <w:proofErr w:type="spellStart"/>
+      <w:r>
+        <w:t>CycloneDX</w:t>
+      </w:r>
+      <w:proofErr w:type="spellEnd"/>
+      <w:r>
+        <w:t xml:space="preserve"> component. The component identity should be clear and stable enough to support later dependency and interface references. Where the canonical network function name is not obvious from the component name, the NF-specific taxonomy fields should be used to preserve canonical naming and architecture role context.</w:t>
       </w:r>
     </w:p>
     <w:p>
@@ -1698,7 +1940,15 @@
         <w:spacing w:after="120" w:line="269" w:lineRule="auto"/>
       </w:pPr>
       <w:r>
-        <w:t>When the cryptographic posture must be attributed to specific reference points, the recommended pattern is to model each interface binding as a separate component with a stable `bom-ref`. This allows the CBOM to represent Interface → Protocol → Algorithm relationships in a schema-aligned way and avoids ambiguity when a network function uses different protections on different interfaces.</w:t>
+        <w:t>When the cryptographic posture must be attributed to specific reference points, the recommended pattern is to model each interface binding as a separate component with a stable `</w:t>
+      </w:r>
+      <w:proofErr w:type="spellStart"/>
+      <w:r>
+        <w:t>bom</w:t>
+      </w:r>
+      <w:proofErr w:type="spellEnd"/>
+      <w:r>
+        <w:t>-ref`. This allows the CBOM to represent Interface → Protocol → Algorithm relationships in a schema-aligned way and avoids ambiguity when a network function uses different protections on different interfaces.</w:t>
       </w:r>
     </w:p>
     <w:p>
@@ -1728,19 +1978,51 @@
         <w:t xml:space="preserve"> can</w:t>
       </w:r>
       <w:r>
-        <w:t xml:space="preserve"> be captured using core CycloneDX 1.7 structures. Implementers </w:t>
+        <w:t xml:space="preserve"> be captured using core </w:t>
+      </w:r>
+      <w:proofErr w:type="spellStart"/>
+      <w:r>
+        <w:t>CycloneDX</w:t>
+      </w:r>
+      <w:proofErr w:type="spellEnd"/>
+      <w:r>
+        <w:t xml:space="preserve"> 1.7 structures. Implementers </w:t>
       </w:r>
       <w:r>
         <w:t>should</w:t>
       </w:r>
       <w:r>
-        <w:t xml:space="preserve"> represent certificate and key material as CycloneDX cryptographic assets (and relate them via dependencies) when detailed PKI parameters are needed. Implementers </w:t>
+        <w:t xml:space="preserve"> represent certificate and key material as </w:t>
+      </w:r>
+      <w:proofErr w:type="spellStart"/>
+      <w:r>
+        <w:t>CycloneDX</w:t>
+      </w:r>
+      <w:proofErr w:type="spellEnd"/>
+      <w:r>
+        <w:t xml:space="preserve"> cryptographic assets (and relate them via dependencies) when detailed PKI parameters are needed. Implementers </w:t>
       </w:r>
       <w:r>
         <w:t>can</w:t>
       </w:r>
       <w:r>
-        <w:t xml:space="preserve"> record standards/specification traceability using CycloneDX `externalReferences` (e.g., links to 3GPP TS/TR documents) rather than encoding citations in ATIS property values.</w:t>
+        <w:t xml:space="preserve"> record standards/specification traceability using </w:t>
+      </w:r>
+      <w:proofErr w:type="spellStart"/>
+      <w:r>
+        <w:t>CycloneDX</w:t>
+      </w:r>
+      <w:proofErr w:type="spellEnd"/>
+      <w:r>
+        <w:t xml:space="preserve"> `</w:t>
+      </w:r>
+      <w:proofErr w:type="spellStart"/>
+      <w:r>
+        <w:t>externalReferences</w:t>
+      </w:r>
+      <w:proofErr w:type="spellEnd"/>
+      <w:r>
+        <w:t>` (e.g., links to 3GPP TS/TR documents) rather than encoding citations in ATIS property values.</w:t>
       </w:r>
       <w:r>
         <w:br/>
@@ -1776,7 +2058,23 @@
         <w:t>should</w:t>
       </w:r>
       <w:r>
-        <w:t xml:space="preserve"> prefer CycloneDX-native modeling for detailed certificate attributes, validation mechanisms, and trust anchors, and use ATIS tags only where they add operational meaning without duplicating the CycloneDX model.</w:t>
+        <w:t xml:space="preserve"> prefer </w:t>
+      </w:r>
+      <w:proofErr w:type="spellStart"/>
+      <w:r>
+        <w:t>CycloneDX</w:t>
+      </w:r>
+      <w:proofErr w:type="spellEnd"/>
+      <w:r>
+        <w:t xml:space="preserve">-native modeling for detailed certificate attributes, validation mechanisms, and trust anchors, and use ATIS tags only where they add operational meaning without duplicating the </w:t>
+      </w:r>
+      <w:proofErr w:type="spellStart"/>
+      <w:r>
+        <w:t>CycloneDX</w:t>
+      </w:r>
+      <w:proofErr w:type="spellEnd"/>
+      <w:r>
+        <w:t xml:space="preserve"> model.</w:t>
       </w:r>
     </w:p>
     <w:p>
@@ -1809,7 +2107,15 @@
         <w:spacing w:after="120" w:line="269" w:lineRule="auto"/>
       </w:pPr>
       <w:r>
-        <w:t>One of the most important decisions in a 5G CBOM is whether the BOM describes vendor capability or deployed effective posture. These are related but distinct products, and mixing them without clear labeling undermines the value of the CBOM.</w:t>
+        <w:t xml:space="preserve">One of the most important decisions in a 5G CBOM is whether the BOM describes vendor capability or deployed effective posture. These are related but distinct </w:t>
+      </w:r>
+      <w:proofErr w:type="gramStart"/>
+      <w:r>
+        <w:t>products, and</w:t>
+      </w:r>
+      <w:proofErr w:type="gramEnd"/>
+      <w:r>
+        <w:t xml:space="preserve"> mixing them without clear labeling undermines the value of the CBOM.</w:t>
       </w:r>
     </w:p>
     <w:p>
@@ -1846,7 +2152,31 @@
         <w:ind w:left="720" w:hanging="578"/>
       </w:pPr>
       <w:r>
-        <w:t>• Use CycloneDX `externalReferences` with type `bom` to reference related BOM artifacts (SBOM/HBOM).</w:t>
+        <w:t xml:space="preserve">• Use </w:t>
+      </w:r>
+      <w:proofErr w:type="spellStart"/>
+      <w:r>
+        <w:t>CycloneDX</w:t>
+      </w:r>
+      <w:proofErr w:type="spellEnd"/>
+      <w:r>
+        <w:t xml:space="preserve"> `</w:t>
+      </w:r>
+      <w:proofErr w:type="spellStart"/>
+      <w:r>
+        <w:t>externalReferences</w:t>
+      </w:r>
+      <w:proofErr w:type="spellEnd"/>
+      <w:r>
+        <w:t>` with type `</w:t>
+      </w:r>
+      <w:proofErr w:type="spellStart"/>
+      <w:r>
+        <w:t>bom</w:t>
+      </w:r>
+      <w:proofErr w:type="spellEnd"/>
+      <w:r>
+        <w:t>` to reference related BOM artifacts (SBOM/HBOM).</w:t>
       </w:r>
     </w:p>
     <w:p>
@@ -1854,7 +2184,15 @@
         <w:ind w:left="720" w:hanging="578"/>
       </w:pPr>
       <w:r>
-        <w:t>• Prefer a CycloneDX BOM-Link URN as the stable unique identifier for the referenced BOM when available.</w:t>
+        <w:t xml:space="preserve">• Prefer a </w:t>
+      </w:r>
+      <w:proofErr w:type="spellStart"/>
+      <w:r>
+        <w:t>CycloneDX</w:t>
+      </w:r>
+      <w:proofErr w:type="spellEnd"/>
+      <w:r>
+        <w:t xml:space="preserve"> BOM-Link URN as the stable unique identifier for the referenced BOM when available.</w:t>
       </w:r>
     </w:p>
     <w:p>
@@ -1878,7 +2216,15 @@
         <w:spacing w:after="120" w:line="269" w:lineRule="auto"/>
       </w:pPr>
       <w:r>
-        <w:t>A deployed effective CBOM describes what is actually configured, negotiated, or used in a specific operator environment. It is the right form when the purpose is risk review, policy checking, PQC planning, or evidence of the current posture on the wire.</w:t>
+        <w:t xml:space="preserve">A deployed effective CBOM describes what is </w:t>
+      </w:r>
+      <w:proofErr w:type="gramStart"/>
+      <w:r>
+        <w:t>actually configured</w:t>
+      </w:r>
+      <w:proofErr w:type="gramEnd"/>
+      <w:r>
+        <w:t>, negotiated, or used in a specific operator environment. It is the right form when the purpose is risk review, policy checking, PQC planning, or evidence of the current posture on the wire.</w:t>
       </w:r>
     </w:p>
     <w:p>
@@ -2180,7 +2526,15 @@
         <w:spacing w:after="60"/>
       </w:pPr>
       <w:r>
-        <w:t>Author the CycloneDX BOM. Populate the base BOM fields and add the taxonomy properties required by the chosen profile and level of detail.</w:t>
+        <w:t xml:space="preserve">Author the </w:t>
+      </w:r>
+      <w:proofErr w:type="spellStart"/>
+      <w:r>
+        <w:t>CycloneDX</w:t>
+      </w:r>
+      <w:proofErr w:type="spellEnd"/>
+      <w:r>
+        <w:t xml:space="preserve"> BOM. Populate the base BOM fields and add the taxonomy properties required by the chosen profile and level of detail.</w:t>
       </w:r>
     </w:p>
     <w:p>
@@ -2189,7 +2543,15 @@
         <w:spacing w:after="60"/>
       </w:pPr>
       <w:r>
-        <w:t>Validate. Run CycloneDX 1.7 schema validation and ATIS telecom5g taxonomy/profile conformance validation (using the published overlay schema and helper scripts) before exchange or publication.</w:t>
+        <w:t xml:space="preserve">Validate. Run </w:t>
+      </w:r>
+      <w:proofErr w:type="spellStart"/>
+      <w:r>
+        <w:t>CycloneDX</w:t>
+      </w:r>
+      <w:proofErr w:type="spellEnd"/>
+      <w:r>
+        <w:t xml:space="preserve"> 1.7 schema validation and ATIS telecom5g taxonomy/profile conformance validation (using the published overlay schema and helper scripts) before exchange or publication.</w:t>
       </w:r>
     </w:p>
     <w:p>
@@ -2214,7 +2576,15 @@
         <w:spacing w:after="120" w:line="269" w:lineRule="auto"/>
       </w:pPr>
       <w:r>
-        <w:t>The source inputs for authoring will vary by organization. Common inputs include architecture diagrams, product design documentation, security specifications, configuration baselines, certificate management records, platform build data, and scanning or discovery outputs.</w:t>
+        <w:t xml:space="preserve">The source inputs for authoring will vary by organization. Common inputs include architecture diagrams, product design documentation, security specifications, configuration baselines, certificate management records, platform build </w:t>
+      </w:r>
+      <w:proofErr w:type="gramStart"/>
+      <w:r>
+        <w:t>data, and</w:t>
+      </w:r>
+      <w:proofErr w:type="gramEnd"/>
+      <w:r>
+        <w:t xml:space="preserve"> scanning or discovery outputs.</w:t>
       </w:r>
     </w:p>
     <w:p>
@@ -2280,7 +2650,23 @@
         <w:ind w:left="227"/>
       </w:pPr>
       <w:r>
-        <w:t>Base CycloneDX validation to confirm the document is structurally valid for the declared CycloneDX version.</w:t>
+        <w:t xml:space="preserve">Base </w:t>
+      </w:r>
+      <w:proofErr w:type="spellStart"/>
+      <w:r>
+        <w:t>CycloneDX</w:t>
+      </w:r>
+      <w:proofErr w:type="spellEnd"/>
+      <w:r>
+        <w:t xml:space="preserve"> validation to confirm the document is structurally valid for the declared </w:t>
+      </w:r>
+      <w:proofErr w:type="spellStart"/>
+      <w:r>
+        <w:t>CycloneDX</w:t>
+      </w:r>
+      <w:proofErr w:type="spellEnd"/>
+      <w:r>
+        <w:t xml:space="preserve"> version.</w:t>
       </w:r>
     </w:p>
     <w:p>
@@ -2290,7 +2676,15 @@
         <w:ind w:left="227"/>
       </w:pPr>
       <w:r>
-        <w:t>Taxonomy conformance checking to confirm that `atis:telecom5g` properties are used in the intended places and with coherent scope semantics. (implemented using the published overlay validation schema).</w:t>
+        <w:t>Taxonomy conformance checking to confirm that `</w:t>
+      </w:r>
+      <w:proofErr w:type="gramStart"/>
+      <w:r>
+        <w:t>atis:telecom</w:t>
+      </w:r>
+      <w:proofErr w:type="gramEnd"/>
+      <w:r>
+        <w:t>5g` properties are used in the intended places and with coherent scope semantics. (implemented using the published overlay validation schema).</w:t>
       </w:r>
     </w:p>
     <w:p>
@@ -2416,7 +2810,35 @@
               <w:rPr>
                 <w:sz w:val="19"/>
               </w:rPr>
-              <w:t>The BOM is valid CycloneDX and parseable by tooling</w:t>
+              <w:t xml:space="preserve">The BOM is valid </w:t>
+            </w:r>
+            <w:proofErr w:type="spellStart"/>
+            <w:r>
+              <w:rPr>
+                <w:sz w:val="19"/>
+              </w:rPr>
+              <w:t>CycloneDX</w:t>
+            </w:r>
+            <w:proofErr w:type="spellEnd"/>
+            <w:r>
+              <w:rPr>
+                <w:sz w:val="19"/>
+              </w:rPr>
+              <w:t xml:space="preserve"> and </w:t>
+            </w:r>
+            <w:proofErr w:type="spellStart"/>
+            <w:r>
+              <w:rPr>
+                <w:sz w:val="19"/>
+              </w:rPr>
+              <w:t>parseable</w:t>
+            </w:r>
+            <w:proofErr w:type="spellEnd"/>
+            <w:r>
+              <w:rPr>
+                <w:sz w:val="19"/>
+              </w:rPr>
+              <w:t xml:space="preserve"> by tooling</w:t>
             </w:r>
           </w:p>
         </w:tc>
@@ -2541,7 +2963,15 @@
     </w:p>
     <w:p>
       <w:r>
-        <w:t>Implementers should use the validation artifacts published alongside the taxonomy release (v0.6): a machine-readable taxonomy extract, a CycloneDX 1.7 overlay validation schema, and helper scripts/README for CI and local validation.</w:t>
+        <w:t xml:space="preserve">Implementers should use the validation artifacts published alongside the taxonomy release (v0.6): a machine-readable taxonomy extract, a </w:t>
+      </w:r>
+      <w:proofErr w:type="spellStart"/>
+      <w:r>
+        <w:t>CycloneDX</w:t>
+      </w:r>
+      <w:proofErr w:type="spellEnd"/>
+      <w:r>
+        <w:t xml:space="preserve"> 1.7 overlay validation schema, and helper scripts/README for CI and local validation.</w:t>
       </w:r>
     </w:p>
     <w:p>
@@ -2565,7 +2995,23 @@
         <w:ind w:left="426" w:hanging="142"/>
       </w:pPr>
       <w:r>
-        <w:t>• Run CycloneDX schema validation to confirm the CBOM is structurally valid for CycloneDX 1.7.</w:t>
+        <w:t xml:space="preserve">• Run </w:t>
+      </w:r>
+      <w:proofErr w:type="spellStart"/>
+      <w:r>
+        <w:t>CycloneDX</w:t>
+      </w:r>
+      <w:proofErr w:type="spellEnd"/>
+      <w:r>
+        <w:t xml:space="preserve"> schema validation to confirm the CBOM is structurally valid for </w:t>
+      </w:r>
+      <w:proofErr w:type="spellStart"/>
+      <w:r>
+        <w:t>CycloneDX</w:t>
+      </w:r>
+      <w:proofErr w:type="spellEnd"/>
+      <w:r>
+        <w:t xml:space="preserve"> 1.7.</w:t>
       </w:r>
     </w:p>
     <w:p>
@@ -2573,7 +3019,15 @@
         <w:ind w:left="426" w:hanging="142"/>
       </w:pPr>
       <w:r>
-        <w:t>• Run ATIS telecom5g overlay validation to confirm required BOM markers are present and any atis:telecom5g:* properties used conform to the taxonomy naming/value rules.</w:t>
+        <w:t xml:space="preserve">• Run ATIS telecom5g overlay validation to confirm required BOM markers are present and any </w:t>
+      </w:r>
+      <w:proofErr w:type="gramStart"/>
+      <w:r>
+        <w:t>atis:telecom</w:t>
+      </w:r>
+      <w:proofErr w:type="gramEnd"/>
+      <w:r>
+        <w:t>5g:* properties used conform to the taxonomy naming/value rules.</w:t>
       </w:r>
     </w:p>
     <w:p>
@@ -2581,7 +3035,31 @@
         <w:ind w:left="426" w:hanging="142"/>
       </w:pPr>
       <w:r>
-        <w:t>• For vendor CBOMs, confirm a companion SBOM/HBOM link is present using CycloneDX `externalReferences` (type `bom`).</w:t>
+        <w:t xml:space="preserve">• For vendor CBOMs, confirm a companion SBOM/HBOM link is present using </w:t>
+      </w:r>
+      <w:proofErr w:type="spellStart"/>
+      <w:r>
+        <w:t>CycloneDX</w:t>
+      </w:r>
+      <w:proofErr w:type="spellEnd"/>
+      <w:r>
+        <w:t xml:space="preserve"> `</w:t>
+      </w:r>
+      <w:proofErr w:type="spellStart"/>
+      <w:r>
+        <w:t>externalReferences</w:t>
+      </w:r>
+      <w:proofErr w:type="spellEnd"/>
+      <w:r>
+        <w:t>` (type `</w:t>
+      </w:r>
+      <w:proofErr w:type="spellStart"/>
+      <w:r>
+        <w:t>bom</w:t>
+      </w:r>
+      <w:proofErr w:type="spellEnd"/>
+      <w:r>
+        <w:t>`).</w:t>
       </w:r>
     </w:p>
     <w:p>
@@ -2589,7 +3067,23 @@
         <w:ind w:left="426" w:hanging="142"/>
       </w:pPr>
       <w:r>
-        <w:t>• Review validation output and remediate: missing markers, invalid enum values, or unrecognized atis:telecom5g property names are treated as non‑conformant.</w:t>
+        <w:t xml:space="preserve">• Review validation output and remediate: missing markers, invalid </w:t>
+      </w:r>
+      <w:proofErr w:type="spellStart"/>
+      <w:r>
+        <w:t>enum</w:t>
+      </w:r>
+      <w:proofErr w:type="spellEnd"/>
+      <w:r>
+        <w:t xml:space="preserve"> values, or unrecognized </w:t>
+      </w:r>
+      <w:proofErr w:type="gramStart"/>
+      <w:r>
+        <w:t>atis:telecom</w:t>
+      </w:r>
+      <w:proofErr w:type="gramEnd"/>
+      <w:r>
+        <w:t>5g property names are treated as non‑conformant.</w:t>
       </w:r>
     </w:p>
     <w:p>
@@ -2619,7 +3113,17 @@
         <w:ind w:left="426" w:hanging="142"/>
       </w:pPr>
       <w:r>
-        <w:t>• Vendors: validate prior to delivery (pre-submission gate) and include the profile marker and cbom.scope in every published CBOM.</w:t>
+        <w:t xml:space="preserve">• Vendors: validate prior to delivery (pre-submission gate) and include the profile marker and </w:t>
+      </w:r>
+      <w:proofErr w:type="spellStart"/>
+      <w:proofErr w:type="gramStart"/>
+      <w:r>
+        <w:t>cbom.scope</w:t>
+      </w:r>
+      <w:proofErr w:type="spellEnd"/>
+      <w:proofErr w:type="gramEnd"/>
+      <w:r>
+        <w:t xml:space="preserve"> in every published CBOM.</w:t>
       </w:r>
     </w:p>
     <w:p>
@@ -2627,7 +3131,15 @@
         <w:ind w:left="426" w:hanging="142"/>
       </w:pPr>
       <w:r>
-        <w:t>• Operators/tool providers: validate on intake (ingestion gate). Only index/compare CBOMs that pass both CycloneDX schema validation and ATIS overlay validation.</w:t>
+        <w:t xml:space="preserve">• Operators/tool providers: validate on intake (ingestion gate). Only index/compare CBOMs that pass both </w:t>
+      </w:r>
+      <w:proofErr w:type="spellStart"/>
+      <w:r>
+        <w:t>CycloneDX</w:t>
+      </w:r>
+      <w:proofErr w:type="spellEnd"/>
+      <w:r>
+        <w:t xml:space="preserve"> schema validation and ATIS overlay validation.</w:t>
       </w:r>
     </w:p>
     <w:p>
@@ -2762,7 +3274,15 @@
         <w:spacing w:after="120" w:line="269" w:lineRule="auto"/>
       </w:pPr>
       <w:r>
-        <w:t>The value of a 5G CBOM does not end with document generation. The point of producing a machine-readable cryptographic inventory is to support decisions and actions. The operational uses below are the ones most strongly supported by the CycloneDX CBOM guidance and the IBM one-sheet, and they map directly to telecom needs.</w:t>
+        <w:t xml:space="preserve">The value of a 5G CBOM does not end with document generation. The point of producing a machine-readable cryptographic inventory is to support decisions and actions. The operational uses below are the ones most strongly supported by the </w:t>
+      </w:r>
+      <w:proofErr w:type="spellStart"/>
+      <w:r>
+        <w:t>CycloneDX</w:t>
+      </w:r>
+      <w:proofErr w:type="spellEnd"/>
+      <w:r>
+        <w:t xml:space="preserve"> CBOM guidance and the IBM one-sheet, and they map directly to telecom needs.</w:t>
       </w:r>
     </w:p>
     <w:tbl>
@@ -3081,7 +3601,15 @@
         <w:spacing w:after="120" w:line="269" w:lineRule="auto"/>
       </w:pPr>
       <w:r>
-        <w:t>In practice, consumption often starts with inventory and visibility. Over time, organizations typically add higher-value uses such as risk ranking, migration planning, compliance checks, and evidence support for internal or external reviews.</w:t>
+        <w:t xml:space="preserve">In practice, consumption often starts with inventory and visibility. Over time, organizations typically add </w:t>
+      </w:r>
+      <w:proofErr w:type="gramStart"/>
+      <w:r>
+        <w:t>higher-value</w:t>
+      </w:r>
+      <w:proofErr w:type="gramEnd"/>
+      <w:r>
+        <w:t xml:space="preserve"> uses such as risk ranking, migration planning, compliance checks, and evidence support for internal or external reviews.</w:t>
       </w:r>
     </w:p>
     <w:p>
@@ -3296,7 +3824,15 @@
         <w:spacing w:after="120" w:line="269" w:lineRule="auto"/>
       </w:pPr>
       <w:r>
-        <w:t>The ATIS Telecom 5G CBOM Property Taxonomy gives the telecom community a practical way to carry 3GPP 5G architecture and cryptographic inventory information in a standardized CycloneDX form. Its value is greatest when used as a living implementation profile: clear scope, clear semantics, disciplined validation, and consistent publication.</w:t>
+        <w:t xml:space="preserve">The ATIS Telecom 5G CBOM Property Taxonomy gives the telecom community a practical way to carry 3GPP 5G architecture and cryptographic inventory information in a standardized </w:t>
+      </w:r>
+      <w:proofErr w:type="spellStart"/>
+      <w:r>
+        <w:t>CycloneDX</w:t>
+      </w:r>
+      <w:proofErr w:type="spellEnd"/>
+      <w:r>
+        <w:t xml:space="preserve"> form. Its value is greatest when used as a living implementation profile: clear scope, clear semantics, disciplined validation, and consistent publication.</w:t>
       </w:r>
     </w:p>
     <w:p>
@@ -3360,7 +3896,12 @@
     </w:tbl>
     <w:p/>
     <w:sectPr>
-      <w:footerReference w:type="default" r:id="rId8"/>
+      <w:headerReference w:type="even" r:id="rId8"/>
+      <w:headerReference w:type="default" r:id="rId9"/>
+      <w:footerReference w:type="even" r:id="rId10"/>
+      <w:footerReference w:type="default" r:id="rId11"/>
+      <w:headerReference w:type="first" r:id="rId12"/>
+      <w:footerReference w:type="first" r:id="rId13"/>
       <w:pgSz w:w="11906" w:h="16838"/>
       <w:pgMar w:top="993" w:right="1247" w:bottom="1134" w:left="1247" w:header="720" w:footer="720" w:gutter="0"/>
       <w:cols w:space="720"/>
@@ -3400,8 +3941,25 @@
   <w:p>
     <w:pPr>
       <w:pStyle w:val="Footer"/>
+    </w:pPr>
+  </w:p>
+</w:ftr>
+</file>
+
+<file path=word/footer2.xml><?xml version="1.0" encoding="utf-8"?>
+<w:ftr xmlns:wpc="http://schemas.microsoft.com/office/word/2010/wordprocessingCanvas" xmlns:cx="http://schemas.microsoft.com/office/drawing/2014/chartex" xmlns:cx1="http://schemas.microsoft.com/office/drawing/2015/9/8/chartex" xmlns:cx2="http://schemas.microsoft.com/office/drawing/2015/10/21/chartex" xmlns:cx3="http://schemas.microsoft.com/office/drawing/2016/5/9/chartex" xmlns:cx4="http://schemas.microsoft.com/office/drawing/2016/5/10/chartex" xmlns:cx5="http://schemas.microsoft.com/office/drawing/2016/5/11/chartex" xmlns:cx6="http://schemas.microsoft.com/office/drawing/2016/5/12/chartex" xmlns:cx7="http://schemas.microsoft.com/office/drawing/2016/5/13/chartex" xmlns:cx8="http://schemas.microsoft.com/office/drawing/2016/5/14/chartex" xmlns:mc="http://schemas.openxmlformats.org/markup-compatibility/2006" xmlns:aink="http://schemas.microsoft.com/office/drawing/2016/ink" xmlns:am3d="http://schemas.microsoft.com/office/drawing/2017/model3d" xmlns:o="urn:schemas-microsoft-com:office:office" xmlns:oel="http://schemas.microsoft.com/office/2019/extlst" xmlns:r="http://schemas.openxmlformats.org/officeDocument/2006/relationships" xmlns:m="http://schemas.openxmlformats.org/officeDocument/2006/math" xmlns:v="urn:schemas-microsoft-com:vml" xmlns:wp14="http://schemas.microsoft.com/office/word/2010/wordprocessingDrawing" xmlns:wp="http://schemas.openxmlformats.org/drawingml/2006/wordprocessingDrawing" xmlns:w10="urn:schemas-microsoft-com:office:word" xmlns:w="http://schemas.openxmlformats.org/wordprocessingml/2006/main" xmlns:w14="http://schemas.microsoft.com/office/word/2010/wordml" xmlns:w15="http://schemas.microsoft.com/office/word/2012/wordml" xmlns:w16cex="http://schemas.microsoft.com/office/word/2018/wordml/cex" xmlns:w16cid="http://schemas.microsoft.com/office/word/2016/wordml/cid" xmlns:w16="http://schemas.microsoft.com/office/word/2018/wordml" xmlns:w16du="http://schemas.microsoft.com/office/word/2023/wordml/word16du" xmlns:w16sdtdh="http://schemas.microsoft.com/office/word/2020/wordml/sdtdatahash" xmlns:w16se="http://schemas.microsoft.com/office/word/2015/wordml/symex" xmlns:wpg="http://schemas.microsoft.com/office/word/2010/wordprocessingGroup" xmlns:wpi="http://schemas.microsoft.com/office/word/2010/wordprocessingInk" xmlns:wne="http://schemas.microsoft.com/office/word/2006/wordml" xmlns:wps="http://schemas.microsoft.com/office/word/2010/wordprocessingShape" mc:Ignorable="w14 w15 w16se w16cid w16 w16cex w16sdtdh w16du wp14">
+  <w:p>
+    <w:pPr>
+      <w:pStyle w:val="Footer"/>
       <w:jc w:val="center"/>
     </w:pPr>
+    <w:r>
+      <w:rPr>
+        <w:color w:val="646464"/>
+        <w:sz w:val="18"/>
+      </w:rPr>
+      <w:t xml:space="preserve">© </w:t>
+    </w:r>
     <w:r>
       <w:rPr>
         <w:color w:val="646464"/>
@@ -3431,6 +3989,16 @@
 </w:ftr>
 </file>
 
+<file path=word/footer3.xml><?xml version="1.0" encoding="utf-8"?>
+<w:ftr xmlns:wpc="http://schemas.microsoft.com/office/word/2010/wordprocessingCanvas" xmlns:cx="http://schemas.microsoft.com/office/drawing/2014/chartex" xmlns:cx1="http://schemas.microsoft.com/office/drawing/2015/9/8/chartex" xmlns:cx2="http://schemas.microsoft.com/office/drawing/2015/10/21/chartex" xmlns:cx3="http://schemas.microsoft.com/office/drawing/2016/5/9/chartex" xmlns:cx4="http://schemas.microsoft.com/office/drawing/2016/5/10/chartex" xmlns:cx5="http://schemas.microsoft.com/office/drawing/2016/5/11/chartex" xmlns:cx6="http://schemas.microsoft.com/office/drawing/2016/5/12/chartex" xmlns:cx7="http://schemas.microsoft.com/office/drawing/2016/5/13/chartex" xmlns:cx8="http://schemas.microsoft.com/office/drawing/2016/5/14/chartex" xmlns:mc="http://schemas.openxmlformats.org/markup-compatibility/2006" xmlns:aink="http://schemas.microsoft.com/office/drawing/2016/ink" xmlns:am3d="http://schemas.microsoft.com/office/drawing/2017/model3d" xmlns:o="urn:schemas-microsoft-com:office:office" xmlns:oel="http://schemas.microsoft.com/office/2019/extlst" xmlns:r="http://schemas.openxmlformats.org/officeDocument/2006/relationships" xmlns:m="http://schemas.openxmlformats.org/officeDocument/2006/math" xmlns:v="urn:schemas-microsoft-com:vml" xmlns:wp14="http://schemas.microsoft.com/office/word/2010/wordprocessingDrawing" xmlns:wp="http://schemas.openxmlformats.org/drawingml/2006/wordprocessingDrawing" xmlns:w10="urn:schemas-microsoft-com:office:word" xmlns:w="http://schemas.openxmlformats.org/wordprocessingml/2006/main" xmlns:w14="http://schemas.microsoft.com/office/word/2010/wordml" xmlns:w15="http://schemas.microsoft.com/office/word/2012/wordml" xmlns:w16cex="http://schemas.microsoft.com/office/word/2018/wordml/cex" xmlns:w16cid="http://schemas.microsoft.com/office/word/2016/wordml/cid" xmlns:w16="http://schemas.microsoft.com/office/word/2018/wordml" xmlns:w16du="http://schemas.microsoft.com/office/word/2023/wordml/word16du" xmlns:w16sdtdh="http://schemas.microsoft.com/office/word/2020/wordml/sdtdatahash" xmlns:w16se="http://schemas.microsoft.com/office/word/2015/wordml/symex" xmlns:wpg="http://schemas.microsoft.com/office/word/2010/wordprocessingGroup" xmlns:wpi="http://schemas.microsoft.com/office/word/2010/wordprocessingInk" xmlns:wne="http://schemas.microsoft.com/office/word/2006/wordml" xmlns:wps="http://schemas.microsoft.com/office/word/2010/wordprocessingShape" mc:Ignorable="w14 w15 w16se w16cid w16 w16cex w16sdtdh w16du wp14">
+  <w:p>
+    <w:pPr>
+      <w:pStyle w:val="Footer"/>
+    </w:pPr>
+  </w:p>
+</w:ftr>
+</file>
+
 <file path=word/footnotes.xml><?xml version="1.0" encoding="utf-8"?>
 <w:footnotes xmlns:wpc="http://schemas.microsoft.com/office/word/2010/wordprocessingCanvas" xmlns:cx="http://schemas.microsoft.com/office/drawing/2014/chartex" xmlns:cx1="http://schemas.microsoft.com/office/drawing/2015/9/8/chartex" xmlns:cx2="http://schemas.microsoft.com/office/drawing/2015/10/21/chartex" xmlns:cx3="http://schemas.microsoft.com/office/drawing/2016/5/9/chartex" xmlns:cx4="http://schemas.microsoft.com/office/drawing/2016/5/10/chartex" xmlns:cx5="http://schemas.microsoft.com/office/drawing/2016/5/11/chartex" xmlns:cx6="http://schemas.microsoft.com/office/drawing/2016/5/12/chartex" xmlns:cx7="http://schemas.microsoft.com/office/drawing/2016/5/13/chartex" xmlns:cx8="http://schemas.microsoft.com/office/drawing/2016/5/14/chartex" xmlns:mc="http://schemas.openxmlformats.org/markup-compatibility/2006" xmlns:aink="http://schemas.microsoft.com/office/drawing/2016/ink" xmlns:am3d="http://schemas.microsoft.com/office/drawing/2017/model3d" xmlns:o="urn:schemas-microsoft-com:office:office" xmlns:oel="http://schemas.microsoft.com/office/2019/extlst" xmlns:r="http://schemas.openxmlformats.org/officeDocument/2006/relationships" xmlns:m="http://schemas.openxmlformats.org/officeDocument/2006/math" xmlns:v="urn:schemas-microsoft-com:vml" xmlns:wp14="http://schemas.microsoft.com/office/word/2010/wordprocessingDrawing" xmlns:wp="http://schemas.openxmlformats.org/drawingml/2006/wordprocessingDrawing" xmlns:w10="urn:schemas-microsoft-com:office:word" xmlns:w="http://schemas.openxmlformats.org/wordprocessingml/2006/main" xmlns:w14="http://schemas.microsoft.com/office/word/2010/wordml" xmlns:w15="http://schemas.microsoft.com/office/word/2012/wordml" xmlns:w16cex="http://schemas.microsoft.com/office/word/2018/wordml/cex" xmlns:w16cid="http://schemas.microsoft.com/office/word/2016/wordml/cid" xmlns:w16="http://schemas.microsoft.com/office/word/2018/wordml" xmlns:w16du="http://schemas.microsoft.com/office/word/2023/wordml/word16du" xmlns:w16sdtdh="http://schemas.microsoft.com/office/word/2020/wordml/sdtdatahash" xmlns:w16se="http://schemas.microsoft.com/office/word/2015/wordml/symex" xmlns:wpg="http://schemas.microsoft.com/office/word/2010/wordprocessingGroup" xmlns:wpi="http://schemas.microsoft.com/office/word/2010/wordprocessingInk" xmlns:wne="http://schemas.microsoft.com/office/word/2006/wordml" xmlns:wps="http://schemas.microsoft.com/office/word/2010/wordprocessingShape" mc:Ignorable="w14 w15 w16se w16cid w16 w16cex w16sdtdh w16du wp14">
   <w:footnote w:type="separator" w:id="-1">
@@ -3454,6 +4022,36 @@
     </w:p>
   </w:footnote>
 </w:footnotes>
+</file>
+
+<file path=word/header1.xml><?xml version="1.0" encoding="utf-8"?>
+<w:hdr xmlns:wpc="http://schemas.microsoft.com/office/word/2010/wordprocessingCanvas" xmlns:cx="http://schemas.microsoft.com/office/drawing/2014/chartex" xmlns:cx1="http://schemas.microsoft.com/office/drawing/2015/9/8/chartex" xmlns:cx2="http://schemas.microsoft.com/office/drawing/2015/10/21/chartex" xmlns:cx3="http://schemas.microsoft.com/office/drawing/2016/5/9/chartex" xmlns:cx4="http://schemas.microsoft.com/office/drawing/2016/5/10/chartex" xmlns:cx5="http://schemas.microsoft.com/office/drawing/2016/5/11/chartex" xmlns:cx6="http://schemas.microsoft.com/office/drawing/2016/5/12/chartex" xmlns:cx7="http://schemas.microsoft.com/office/drawing/2016/5/13/chartex" xmlns:cx8="http://schemas.microsoft.com/office/drawing/2016/5/14/chartex" xmlns:mc="http://schemas.openxmlformats.org/markup-compatibility/2006" xmlns:aink="http://schemas.microsoft.com/office/drawing/2016/ink" xmlns:am3d="http://schemas.microsoft.com/office/drawing/2017/model3d" xmlns:o="urn:schemas-microsoft-com:office:office" xmlns:oel="http://schemas.microsoft.com/office/2019/extlst" xmlns:r="http://schemas.openxmlformats.org/officeDocument/2006/relationships" xmlns:m="http://schemas.openxmlformats.org/officeDocument/2006/math" xmlns:v="urn:schemas-microsoft-com:vml" xmlns:wp14="http://schemas.microsoft.com/office/word/2010/wordprocessingDrawing" xmlns:wp="http://schemas.openxmlformats.org/drawingml/2006/wordprocessingDrawing" xmlns:w10="urn:schemas-microsoft-com:office:word" xmlns:w="http://schemas.openxmlformats.org/wordprocessingml/2006/main" xmlns:w14="http://schemas.microsoft.com/office/word/2010/wordml" xmlns:w15="http://schemas.microsoft.com/office/word/2012/wordml" xmlns:w16cex="http://schemas.microsoft.com/office/word/2018/wordml/cex" xmlns:w16cid="http://schemas.microsoft.com/office/word/2016/wordml/cid" xmlns:w16="http://schemas.microsoft.com/office/word/2018/wordml" xmlns:w16du="http://schemas.microsoft.com/office/word/2023/wordml/word16du" xmlns:w16sdtdh="http://schemas.microsoft.com/office/word/2020/wordml/sdtdatahash" xmlns:w16se="http://schemas.microsoft.com/office/word/2015/wordml/symex" xmlns:wpg="http://schemas.microsoft.com/office/word/2010/wordprocessingGroup" xmlns:wpi="http://schemas.microsoft.com/office/word/2010/wordprocessingInk" xmlns:wne="http://schemas.microsoft.com/office/word/2006/wordml" xmlns:wps="http://schemas.microsoft.com/office/word/2010/wordprocessingShape" mc:Ignorable="w14 w15 w16se w16cid w16 w16cex w16sdtdh w16du wp14">
+  <w:p>
+    <w:pPr>
+      <w:pStyle w:val="Header"/>
+    </w:pPr>
+  </w:p>
+</w:hdr>
+</file>
+
+<file path=word/header2.xml><?xml version="1.0" encoding="utf-8"?>
+<w:hdr xmlns:wpc="http://schemas.microsoft.com/office/word/2010/wordprocessingCanvas" xmlns:cx="http://schemas.microsoft.com/office/drawing/2014/chartex" xmlns:cx1="http://schemas.microsoft.com/office/drawing/2015/9/8/chartex" xmlns:cx2="http://schemas.microsoft.com/office/drawing/2015/10/21/chartex" xmlns:cx3="http://schemas.microsoft.com/office/drawing/2016/5/9/chartex" xmlns:cx4="http://schemas.microsoft.com/office/drawing/2016/5/10/chartex" xmlns:cx5="http://schemas.microsoft.com/office/drawing/2016/5/11/chartex" xmlns:cx6="http://schemas.microsoft.com/office/drawing/2016/5/12/chartex" xmlns:cx7="http://schemas.microsoft.com/office/drawing/2016/5/13/chartex" xmlns:cx8="http://schemas.microsoft.com/office/drawing/2016/5/14/chartex" xmlns:mc="http://schemas.openxmlformats.org/markup-compatibility/2006" xmlns:aink="http://schemas.microsoft.com/office/drawing/2016/ink" xmlns:am3d="http://schemas.microsoft.com/office/drawing/2017/model3d" xmlns:o="urn:schemas-microsoft-com:office:office" xmlns:oel="http://schemas.microsoft.com/office/2019/extlst" xmlns:r="http://schemas.openxmlformats.org/officeDocument/2006/relationships" xmlns:m="http://schemas.openxmlformats.org/officeDocument/2006/math" xmlns:v="urn:schemas-microsoft-com:vml" xmlns:wp14="http://schemas.microsoft.com/office/word/2010/wordprocessingDrawing" xmlns:wp="http://schemas.openxmlformats.org/drawingml/2006/wordprocessingDrawing" xmlns:w10="urn:schemas-microsoft-com:office:word" xmlns:w="http://schemas.openxmlformats.org/wordprocessingml/2006/main" xmlns:w14="http://schemas.microsoft.com/office/word/2010/wordml" xmlns:w15="http://schemas.microsoft.com/office/word/2012/wordml" xmlns:w16cex="http://schemas.microsoft.com/office/word/2018/wordml/cex" xmlns:w16cid="http://schemas.microsoft.com/office/word/2016/wordml/cid" xmlns:w16="http://schemas.microsoft.com/office/word/2018/wordml" xmlns:w16du="http://schemas.microsoft.com/office/word/2023/wordml/word16du" xmlns:w16sdtdh="http://schemas.microsoft.com/office/word/2020/wordml/sdtdatahash" xmlns:w16se="http://schemas.microsoft.com/office/word/2015/wordml/symex" xmlns:wpg="http://schemas.microsoft.com/office/word/2010/wordprocessingGroup" xmlns:wpi="http://schemas.microsoft.com/office/word/2010/wordprocessingInk" xmlns:wne="http://schemas.microsoft.com/office/word/2006/wordml" xmlns:wps="http://schemas.microsoft.com/office/word/2010/wordprocessingShape" mc:Ignorable="w14 w15 w16se w16cid w16 w16cex w16sdtdh w16du wp14">
+  <w:p>
+    <w:pPr>
+      <w:pStyle w:val="Header"/>
+    </w:pPr>
+  </w:p>
+</w:hdr>
+</file>
+
+<file path=word/header3.xml><?xml version="1.0" encoding="utf-8"?>
+<w:hdr xmlns:wpc="http://schemas.microsoft.com/office/word/2010/wordprocessingCanvas" xmlns:cx="http://schemas.microsoft.com/office/drawing/2014/chartex" xmlns:cx1="http://schemas.microsoft.com/office/drawing/2015/9/8/chartex" xmlns:cx2="http://schemas.microsoft.com/office/drawing/2015/10/21/chartex" xmlns:cx3="http://schemas.microsoft.com/office/drawing/2016/5/9/chartex" xmlns:cx4="http://schemas.microsoft.com/office/drawing/2016/5/10/chartex" xmlns:cx5="http://schemas.microsoft.com/office/drawing/2016/5/11/chartex" xmlns:cx6="http://schemas.microsoft.com/office/drawing/2016/5/12/chartex" xmlns:cx7="http://schemas.microsoft.com/office/drawing/2016/5/13/chartex" xmlns:cx8="http://schemas.microsoft.com/office/drawing/2016/5/14/chartex" xmlns:mc="http://schemas.openxmlformats.org/markup-compatibility/2006" xmlns:aink="http://schemas.microsoft.com/office/drawing/2016/ink" xmlns:am3d="http://schemas.microsoft.com/office/drawing/2017/model3d" xmlns:o="urn:schemas-microsoft-com:office:office" xmlns:oel="http://schemas.microsoft.com/office/2019/extlst" xmlns:r="http://schemas.openxmlformats.org/officeDocument/2006/relationships" xmlns:m="http://schemas.openxmlformats.org/officeDocument/2006/math" xmlns:v="urn:schemas-microsoft-com:vml" xmlns:wp14="http://schemas.microsoft.com/office/word/2010/wordprocessingDrawing" xmlns:wp="http://schemas.openxmlformats.org/drawingml/2006/wordprocessingDrawing" xmlns:w10="urn:schemas-microsoft-com:office:word" xmlns:w="http://schemas.openxmlformats.org/wordprocessingml/2006/main" xmlns:w14="http://schemas.microsoft.com/office/word/2010/wordml" xmlns:w15="http://schemas.microsoft.com/office/word/2012/wordml" xmlns:w16cex="http://schemas.microsoft.com/office/word/2018/wordml/cex" xmlns:w16cid="http://schemas.microsoft.com/office/word/2016/wordml/cid" xmlns:w16="http://schemas.microsoft.com/office/word/2018/wordml" xmlns:w16du="http://schemas.microsoft.com/office/word/2023/wordml/word16du" xmlns:w16sdtdh="http://schemas.microsoft.com/office/word/2020/wordml/sdtdatahash" xmlns:w16se="http://schemas.microsoft.com/office/word/2015/wordml/symex" xmlns:wpg="http://schemas.microsoft.com/office/word/2010/wordprocessingGroup" xmlns:wpi="http://schemas.microsoft.com/office/word/2010/wordprocessingInk" xmlns:wne="http://schemas.microsoft.com/office/word/2006/wordml" xmlns:wps="http://schemas.microsoft.com/office/word/2010/wordprocessingShape" mc:Ignorable="w14 w15 w16se w16cid w16 w16cex w16sdtdh w16du wp14">
+  <w:p>
+    <w:pPr>
+      <w:pStyle w:val="Header"/>
+    </w:pPr>
+  </w:p>
+</w:hdr>
 </file>
 
 <file path=word/numbering.xml><?xml version="1.0" encoding="utf-8"?>
